--- a/word/004 - Philosophy of AI.docx
+++ b/word/004 - Philosophy of AI.docx
@@ -3605,13 +3605,7 @@
         <w:t xml:space="preserve"> </w:t>
       </w:r>
       <w:r>
-        <w:t>D</w:t>
-      </w:r>
-      <w:r>
-        <w:t>egraded</w:t>
-      </w:r>
-      <w:r>
-        <w:t xml:space="preserve"> </w:t>
+        <w:t xml:space="preserve">Degraded </w:t>
       </w:r>
       <w:r>
         <w:t xml:space="preserve">sensory signals </w:t>
@@ -4171,13 +4165,7 @@
         <w:t xml:space="preserve"> </w:t>
       </w:r>
       <w:r>
-        <w:t>But t</w:t>
-      </w:r>
-      <w:r>
-        <w:t xml:space="preserve">here is no consensus on </w:t>
-      </w:r>
-      <w:r>
-        <w:t xml:space="preserve">how much embodiment is </w:t>
+        <w:t xml:space="preserve">But there is no consensus on how much embodiment is </w:t>
       </w:r>
       <w:r>
         <w:t>necessary</w:t>
@@ -6314,6 +6302,7 @@
   <w:style w:type="character" w:default="1" w:styleId="DefaultParagraphFont">
     <w:name w:val="Default Paragraph Font"/>
     <w:uiPriority w:val="1"/>
+    <w:semiHidden/>
     <w:unhideWhenUsed/>
   </w:style>
   <w:style w:type="table" w:default="1" w:styleId="TableNormal">
